--- a/submissions/09-concrete-acceptance-review/inputs/lab_quality_memo_2417.docx
+++ b/submissions/09-concrete-acceptance-review/inputs/lab_quality_memo_2417.docx
@@ -31,7 +31,7 @@
         <w:spacing w:after="160"/>
       </w:pPr>
       <w:r>
-        <w:t>From: Gunnar Brekke, laboratory manager. To: the project file and the technician preparing the acceptance summary. Date: October 5, 2026.</w:t>
+        <w:t>From: Gunnar Brekke, laboratory manager. To: the project file and the technician preparing the acceptance summary. Date: October 12, 2026.</w:t>
       </w:r>
     </w:p>
     <w:p>
@@ -39,7 +39,7 @@
         <w:spacing w:after="120"/>
       </w:pPr>
       <w:r>
-        <w:t>This memo records the laboratory events that bear on the August and September strength tests for project 2417 so that the acceptance summary can carry them. The cylinder break file holds every 28 day cylinder for the period; the 7 day cylinders are in the daily reports and are not in the file.</w:t>
+        <w:t>This memo records the laboratory events that bear on the August and September strength tests for project 2417 so that the acceptance summary can carry them. The break record holds every cylinder broken through October 9 from the sets cast in the two months, at every age, and the field sampling log holds the field reports of both technicians for the same sets.</w:t>
       </w:r>
     </w:p>
     <w:p>
@@ -47,7 +47,7 @@
         <w:pStyle w:val="Heading1"/>
       </w:pPr>
       <w:r>
-        <w:t>Events to carry into the summary</w:t>
+        <w:t>Events in the period</w:t>
       </w:r>
     </w:p>
     <w:p>
@@ -55,7 +55,7 @@
         <w:spacing w:after="120"/>
       </w:pPr>
       <w:r>
-        <w:t>1. Set S-12, cast August 21 from the north ramp placement, was made as three 4 by 8 inch cylinders. One cylinder was broken in transport from the site to the laboratory on August 23 and was discarded; the set was tested with two cylinders. The break file shows the two.</w:t>
+        <w:t>1. The laboratory was closed on Labor Day, September 7. The sets due that day were broken on the morning of Tuesday, September 8, as soon as the machine was warm.</w:t>
       </w:r>
     </w:p>
     <w:p>
@@ -63,7 +63,7 @@
         <w:spacing w:after="120"/>
       </w:pPr>
       <w:r>
-        <w:t>2. Set S-13, cast August 24 from the Level 4 bay A deck, was scheduled for September 21 and was tested on September 22 because the machine was down for calibration on the scheduled day. The age at test is in the file.</w:t>
+        <w:t>2. The compression machine was out of service on Monday, September 21, for its annual calibration. The sets due that day were broken on September 22 after the machine was verified, and the calibration certificate is on file. No machine issue affects any result in the period.</w:t>
       </w:r>
     </w:p>
     <w:p>
@@ -71,7 +71,7 @@
         <w:spacing w:after="120"/>
       </w:pPr>
       <w:r>
-        <w:t>3. Set S-14, cast August 26 from the Level 4 bay B deck, sat in the site curing box for 40 hours; the box logger recorded 91 F for six hours on the afternoon of August 27 when the contractor's generator was refueled and the box heater ran without the fan. The temperature record is attached to the daily report. No other set in the period has a curing excursion.</w:t>
+        <w:t>3. We do not break on Saturdays. The two Saturday deck placements in August were broken on the Friday before their date. Every set in items 1 to 3 was broken within a day of its date, and I do not expect the age tolerance to have cost us a test.</w:t>
       </w:r>
     </w:p>
     <w:p>
@@ -79,15 +79,7 @@
         <w:spacing w:after="120"/>
       </w:pPr>
       <w:r>
-        <w:t>4. Set S-09, cast August 17, broke with a wider spread between its two cylinders than the laboratory usually sees on this mix. Both cylinders were capped and tested normally; the technician noted a Type 3 fracture on the lower cylinder. The result stands as tested.</w:t>
-      </w:r>
-    </w:p>
-    <w:p>
-      <w:pPr>
-        <w:spacing w:after="120"/>
-      </w:pPr>
-      <w:r>
-        <w:t>5. The compression machine was calibrated on September 22 before the S-13 break; the calibration certificate is on file. No machine issue affects any result in the period.</w:t>
+        <w:t>4. The heater in curing box 2 ran without its fan on August 27 after the contractor's generator was refueled. Set S-113 from the Level 4 bay B deck was in the box, and the engineer has written to us about it. The temperature record went out with the daily report. No other set in the period has a curing excursion.</w:t>
       </w:r>
     </w:p>
     <w:p>
@@ -103,10 +95,7 @@
         <w:spacing w:after="120"/>
       </w:pPr>
       <w:r>
-        <w:t>The engineer of record asked for the summary in the form the specification describes in 3.12.1, one block per mixture in casting order with the moving average of three beside each test. Please compute each cylinder strength from the load in the file and the cylinder diameter rather than copying strengths from the daily reports, because two daily reports in August were issued from the technician's field sheet before the loads were checked. Please also carry the placements with no set or too few sets, since t</w:t>
-      </w:r>
-      <w:r>
-        <w:t>he owner's representative asked about sampling on the large bay C and D deck placement.</w:t>
+        <w:t>The engineer of record asked for the summary in the form the specification describes in 3.12.1, one block per mixture with the moving average of three beside each test. Please compute each cylinder strength from the load and the diameters on the break record rather than copying strengths from the daily reports, because two daily reports in August were issued from the technician's bench sheet before the loads were checked.</w:t>
       </w:r>
     </w:p>
     <w:p>
@@ -114,7 +103,7 @@
         <w:spacing w:after="120"/>
       </w:pPr>
       <w:r>
-        <w:t>Where a test fails the specification, say which placement it came from and what the specification calls for next. Do not soften a failing test with the 7 day result; the 7 day cylinders are not acceptance tests.</w:t>
+        <w:t>The owner's representative has asked about the sampling on the Level 2 bays C and D placement, and three sets were made from it. The stair 1 shear wall lifts of September 10 and the curb placement of September 11 had no cylinders made, and both go into the summary as sampled short.</w:t>
       </w:r>
     </w:p>
     <w:p>
@@ -122,11 +111,7 @@
         <w:spacing w:after="120"/>
       </w:pPr>
       <w:r>
-        <w:t xml:space="preserve">The owner's representative also asked whether the fresh concrete results in the placement log were within the specification. Carry the slump, air and temperature checks in the summary against section 2.4 </w:t>
-      </w:r>
-      <w:r>
-        <w:lastRenderedPageBreak/>
-        <w:t>so that question is answered in the same document, and keep them apart from the strength acceptance as the specification does in 3.12.2.</w:t>
+        <w:t>Where a test fails the specification, say which placement it came from and what the specification calls for next. Do not soften a failing test with the 7 day or the 56 day result, because neither is an acceptance test.</w:t>
       </w:r>
     </w:p>
     <w:p>
@@ -134,7 +119,16 @@
         <w:spacing w:after="120"/>
       </w:pPr>
       <w:r>
-        <w:t>The summary is due to the engineer before the Level 5 deck placements begin in the last week of October. Send it to me first so I can sign the transmittal.</w:t>
+        <w:lastRenderedPageBreak/>
+        <w:t>The owner's representative also asked whether the fresh concrete results were within the specification. Carry the slump, air and temperature checks in the summary against section 2.4 so that question is answered in the same document, and keep them apart from the strength acceptance as the specification does in 3.12.2.</w:t>
+      </w:r>
+    </w:p>
+    <w:p>
+      <w:pPr>
+        <w:spacing w:after="120"/>
+      </w:pPr>
+      <w:r>
+        <w:t>The July summary went to the engineer on September 3, and its transmittal is in the file. The correspondence that reached the laboratory during the period is in the file as well. The summary for August and September is due to the engineer before the Level 5 deck placements begin in the last week of October. Send it to me first so I can sign the transmittal.</w:t>
       </w:r>
     </w:p>
     <w:sectPr>
